--- a/tests/fixtures/equations.docx
+++ b/tests/fixtures/equations.docx
@@ -88,6 +88,269 @@
     <w:p>
       <w:r>
         <w:t>This concludes the derivation.</w:t>
+      </w:r>
+    </w:p>
+    <w:p>
+      <w:pPr>
+        <w:pStyle w:val="Heading2"/>
+      </w:pPr>
+      <w:r>
+        <w:t>Special Forms</w:t>
+      </w:r>
+    </w:p>
+    <w:p>
+      <w:r>
+        <w:t>A two-by-two matrix:</w:t>
+      </w:r>
+    </w:p>
+    <w:p>
+      <m:oMathPara>
+        <m:oMathParaPr>
+          <m:jc m:val="center"/>
+        </m:oMathParaPr>
+        <m:oMath>
+          <m:d>
+            <m:dPr>
+              <m:begChr m:val="("/>
+              <m:sepChr m:val=""/>
+              <m:endChr m:val=")"/>
+              <m:grow/>
+            </m:dPr>
+            <m:e>
+              <m:m>
+                <m:mPr>
+                  <m:baseJc m:val="center"/>
+                  <m:plcHide m:val="on"/>
+                  <m:mcs>
+                    <m:mc>
+                      <m:mcPr>
+                        <m:mcJc m:val="center"/>
+                        <m:count m:val="1"/>
+                      </m:mcPr>
+                    </m:mc>
+                    <m:mc>
+                      <m:mcPr>
+                        <m:mcJc m:val="center"/>
+                        <m:count m:val="1"/>
+                      </m:mcPr>
+                    </m:mc>
+                  </m:mcs>
+                </m:mPr>
+                <m:mr>
+                  <m:e>
+                    <m:r>
+                      <m:t>a</m:t>
+                    </m:r>
+                  </m:e>
+                  <m:e>
+                    <m:r>
+                      <m:t>b</m:t>
+                    </m:r>
+                  </m:e>
+                </m:mr>
+                <m:mr>
+                  <m:e>
+                    <m:r>
+                      <m:t>c</m:t>
+                    </m:r>
+                  </m:e>
+                  <m:e>
+                    <m:r>
+                      <m:t>d</m:t>
+                    </m:r>
+                  </m:e>
+                </m:mr>
+              </m:m>
+            </m:e>
+          </m:d>
+        </m:oMath>
+      </m:oMathPara>
+    </w:p>
+    <w:p>
+      <w:r>
+        <w:t>A piecewise-defined function:</w:t>
+      </w:r>
+    </w:p>
+    <w:p>
+      <m:oMathPara>
+        <m:oMathParaPr>
+          <m:jc m:val="center"/>
+        </m:oMathParaPr>
+        <m:oMath>
+          <m:r>
+            <m:t>f</m:t>
+          </m:r>
+          <m:r>
+            <m:rPr>
+              <m:sty m:val="p"/>
+            </m:rPr>
+            <m:t>(</m:t>
+          </m:r>
+          <m:r>
+            <m:t>x</m:t>
+          </m:r>
+          <m:r>
+            <m:rPr>
+              <m:sty m:val="p"/>
+            </m:rPr>
+            <m:t>)</m:t>
+          </m:r>
+          <m:r>
+            <m:rPr>
+              <m:sty m:val="p"/>
+            </m:rPr>
+            <m:t>=</m:t>
+          </m:r>
+          <m:d>
+            <m:dPr>
+              <m:begChr m:val="{"/>
+              <m:sepChr m:val=""/>
+              <m:endChr m:val=""/>
+              <m:grow/>
+            </m:dPr>
+            <m:e>
+              <m:m>
+                <m:mPr>
+                  <m:baseJc m:val="center"/>
+                  <m:plcHide m:val="on"/>
+                  <m:mcs>
+                    <m:mc>
+                      <m:mcPr>
+                        <m:mcJc m:val="left"/>
+                        <m:count m:val="1"/>
+                      </m:mcPr>
+                    </m:mc>
+                    <m:mc>
+                      <m:mcPr>
+                        <m:mcJc m:val="left"/>
+                        <m:count m:val="1"/>
+                      </m:mcPr>
+                    </m:mc>
+                  </m:mcs>
+                </m:mPr>
+                <m:mr>
+                  <m:e>
+                    <m:r>
+                      <m:t>1</m:t>
+                    </m:r>
+                  </m:e>
+                  <m:e>
+                    <m:r>
+                      <m:t>x</m:t>
+                    </m:r>
+                    <m:r>
+                      <m:rPr>
+                        <m:sty m:val="p"/>
+                      </m:rPr>
+                      <m:t>&gt;</m:t>
+                    </m:r>
+                    <m:r>
+                      <m:t>0</m:t>
+                    </m:r>
+                  </m:e>
+                </m:mr>
+                <m:mr>
+                  <m:e>
+                    <m:r>
+                      <m:t>0</m:t>
+                    </m:r>
+                  </m:e>
+                  <m:e>
+                    <m:r>
+                      <m:t>x</m:t>
+                    </m:r>
+                    <m:r>
+                      <m:rPr>
+                        <m:sty m:val="p"/>
+                      </m:rPr>
+                      <m:t>≤</m:t>
+                    </m:r>
+                    <m:r>
+                      <m:t>0</m:t>
+                    </m:r>
+                  </m:e>
+                </m:mr>
+              </m:m>
+            </m:e>
+          </m:d>
+        </m:oMath>
+      </m:oMathPara>
+    </w:p>
+    <w:p>
+      <w:r>
+        <w:t>A system of aligned equations:</w:t>
+      </w:r>
+    </w:p>
+    <w:p>
+      <m:oMathPara>
+        <m:oMathParaPr>
+          <m:jc m:val="center"/>
+        </m:oMathParaPr>
+        <m:oMath>
+          <m:eqArr>
+            <m:e>
+              <m:r>
+                <m:t>a</m:t>
+              </m:r>
+              <m:r>
+                <m:t>&amp;</m:t>
+              </m:r>
+              <m:r>
+                <m:rPr>
+                  <m:sty m:val="p"/>
+                </m:rPr>
+                <m:t>=</m:t>
+              </m:r>
+              <m:r>
+                <m:t>b</m:t>
+              </m:r>
+              <m:r>
+                <m:rPr>
+                  <m:sty m:val="p"/>
+                </m:rPr>
+                <m:t>+</m:t>
+              </m:r>
+              <m:r>
+                <m:t>c</m:t>
+              </m:r>
+            </m:e>
+            <m:e>
+              <m:r>
+                <m:t>d</m:t>
+              </m:r>
+              <m:r>
+                <m:t>&amp;</m:t>
+              </m:r>
+              <m:r>
+                <m:rPr>
+                  <m:sty m:val="p"/>
+                </m:rPr>
+                <m:t>=</m:t>
+              </m:r>
+              <m:r>
+                <m:t>e</m:t>
+              </m:r>
+              <m:r>
+                <m:rPr>
+                  <m:sty m:val="p"/>
+                </m:rPr>
+                <m:t>−</m:t>
+              </m:r>
+              <m:r>
+                <m:t>f</m:t>
+              </m:r>
+            </m:e>
+          </m:eqArr>
+        </m:oMath>
+      </m:oMathPara>
+    </w:p>
+    <w:p>
+      <w:r>
+        <w:t xml:space="preserve">An equation the author started and abandoned: </w:t>
+      </w:r>
+      <m:oMath/>
+      <w:r>
+        <w:t xml:space="preserve"> (nothing should appear between those parentheses).</w:t>
       </w:r>
     </w:p>
     <w:p>
